--- a/docs/build/engineering-background.docx
+++ b/docs/build/engineering-background.docx
@@ -46,7 +46,35 @@
           <w:i/>
           <w:iCs/>
         </w:rPr>
-        <w:t xml:space="preserve">Industrial Electrical Appliances Lab · Mechatronics Engineering.</w:t>
+        <w:t xml:space="preserve">Aleppo University — Faculty of Electrical &amp; Electronic Engineering, Department of</w:t>
+      </w:r>
+      <w:r>
+        <w:rPr>
+          <w:i/>
+          <w:iCs/>
+        </w:rPr>
+        <w:t xml:space="preserve"> </w:t>
+      </w:r>
+      <w:r>
+        <w:rPr>
+          <w:i/>
+          <w:iCs/>
+        </w:rPr>
+        <w:t xml:space="preserve">Mechatronics Engineering. Industrial Electrical Appliances Lab. Students: Mulham</w:t>
+      </w:r>
+      <w:r>
+        <w:rPr>
+          <w:i/>
+          <w:iCs/>
+        </w:rPr>
+        <w:t xml:space="preserve"> </w:t>
+      </w:r>
+      <w:r>
+        <w:rPr>
+          <w:i/>
+          <w:iCs/>
+        </w:rPr>
+        <w:t xml:space="preserve">Fetna, Mohammad Zein Qabbani. Supervisor: Eng. Saad Almoustafa (Fourth Year).</w:t>
       </w:r>
       <w:r>
         <w:t xml:space="preserve"> </w:t>
